--- a/_implementation-notes/council-meeting-2026-09-06/IJH_Foundation_Inserts_DRAFT_2026-09-06_v1.docx
+++ b/_implementation-notes/council-meeting-2026-09-06/IJH_Foundation_Inserts_DRAFT_2026-09-06_v1.docx
@@ -338,13 +338,13 @@
           <w:b/>
           <w:bCs/>
         </w:rPr>
-        <w:t xml:space="preserve">4. Formation is irrevocably corporate.</w:t>
-      </w:r>
-      <w:r>
-        <w:t xml:space="preserve"> </w:t>
-      </w:r>
-      <w:r>
-        <w:t xml:space="preserve">The chain that produces faith needs someone sent, someone preaching, someone hearing (Rom. 10:14–17). Sins are confessed to one another (Jas. 5:16). The body grows by what every joint supplies (Eph. 4:15–16), gathers to stir one another up (Heb. 10:24–25), and discerns together what no member sees alone (Matt. 18:20; Acts 15:28). Work done alone has a ceiling and a danger: the ninth Exploration names the closed loop that turns private, then strange. The container is simply the community’s preparation to do this well.</w:t>
+        <w:t xml:space="preserve">4. Formation is never solitary.</w:t>
+      </w:r>
+      <w:r>
+        <w:t xml:space="preserve"> </w:t>
+      </w:r>
+      <w:r>
+        <w:t xml:space="preserve">The chain that produces faith needs someone sent, someone preaching, someone hearing (Rom. 10:14–17). Sins are confessed to one another (Jas. 5:16). The body grows by what every joint supplies (Eph. 4:15–16), gathers to stir one another up (Heb. 10:24–25), and discerns together what no member sees alone (Matt. 18:20; Acts 15:28). Solitude is a medium of formation, and the desert fathers and mothers prove how deep it can go; they also show how thin the body can be and still be a body: one elder, a weekly table, and a rule. What the desert never allowed was the unwitnessed soul, and its own cautionary tales are about the monk who consulted no one. Work done alone has a ceiling and a danger: the ninth Exploration names the closed loop that turns private, then strange. The container is simply the community’s preparation to do this well.</w:t>
       </w:r>
     </w:p>
     <w:p>

--- a/_implementation-notes/council-meeting-2026-09-06/IJH_Foundation_Inserts_DRAFT_2026-09-06_v1.docx
+++ b/_implementation-notes/council-meeting-2026-09-06/IJH_Foundation_Inserts_DRAFT_2026-09-06_v1.docx
@@ -380,7 +380,7 @@
         <w:t xml:space="preserve"> </w:t>
       </w:r>
       <w:r>
-        <w:t xml:space="preserve">[John: this is the sentence the whole volume hangs on. Rewrite it in your own words.] When a heart that wants to hear is placed in a safe container of believers, under a covering, and the Word is brought to it with consent, the Holy Spirit clears what blocks the hearing, through confession, through truth spoken into the lie, and through the presence of the body, and the laws of Volume 1 begin to operate as written.</w:t>
+        <w:t xml:space="preserve">Everything in this volume rests on one expectation: that if you want to hear, and you bring what blocks you into the light, with the Word open, a few brothers or sisters beside you, and someone over you who can see your life, the Holy Spirit will clear the way, and the laws I wrote down in Volume 1 will start to work in you the way they were written.</w:t>
       </w:r>
     </w:p>
     <w:p>

--- a/_implementation-notes/council-meeting-2026-09-06/IJH_Foundation_Inserts_DRAFT_2026-09-06_v1.docx
+++ b/_implementation-notes/council-meeting-2026-09-06/IJH_Foundation_Inserts_DRAFT_2026-09-06_v1.docx
@@ -308,7 +308,7 @@
         <w:t xml:space="preserve"> </w:t>
       </w:r>
       <w:r>
-        <w:t xml:space="preserve">The laws of Volume 1 are true. Most of us cannot live in them most of the time because the channel between the Word and the heart is clogged: by wounds we did not choose, by sin we did, by lies we believed, and by agreements we made long ago and forgot we signed (Mark 4:3–20; Isa. 59:1–2; Heb. 3:12–13; John 8:44; Ps. 32:3). The work of this volume is clearing, not adding. And the channel is contested. Whether the enemy actively keeps it clogged is something this volume tests in Exploration 2B rather than assumes here; that the ground is contested at all, I do assume (Eph. 6:12; 1 Pet. 5:8).</w:t>
+        <w:t xml:space="preserve">The laws of Volume 1 are true. Most of us cannot live in them most of the time because the channel between the Word and the heart is clogged: by wounds we did not choose, by sin we did, by lies we believed and lived, and by agreements we made long ago and forgot we signed (Mark 4:3–20; Isa. 59:1–2; Heb. 3:12–13; John 8:44; Ps. 32:3). The work of this volume is clearing, not adding. And the channel is contested. Whether the enemy actively keeps it clogged is something this volume tests in Exploration 2B rather than assumes here; that the ground is contested at all, I do assume (Eph. 6:12; 1 Pet. 5:8).</w:t>
       </w:r>
     </w:p>
     <w:p>
